--- a/docs/homeworks/03_03_t_test_homework/t_test_homework.docx
+++ b/docs/homeworks/03_03_t_test_homework/t_test_homework.docx
@@ -1218,7 +1218,7 @@
         <w:rPr>
           <w:rStyle w:val="VerbatimChar"/>
         </w:rPr>
-        <w:t xml:space="preserve"> - attr(*, "problems")=&lt;pointer: 0xac0fbd8c0&gt; </w:t>
+        <w:t xml:space="preserve"> - attr(*, "problems")=&lt;pointer: 0x884824360&gt; </w:t>
       </w:r>
     </w:p>
     <w:p>

--- a/docs/homeworks/03_03_t_test_homework/t_test_homework.docx
+++ b/docs/homeworks/03_03_t_test_homework/t_test_homework.docx
@@ -1218,7 +1218,7 @@
         <w:rPr>
           <w:rStyle w:val="VerbatimChar"/>
         </w:rPr>
-        <w:t xml:space="preserve"> - attr(*, "problems")=&lt;pointer: 0x884824360&gt; </w:t>
+        <w:t xml:space="preserve"> - attr(*, "problems")=&lt;pointer: 0xbda034050&gt; </w:t>
       </w:r>
     </w:p>
     <w:p>

--- a/docs/homeworks/03_03_t_test_homework/t_test_homework.docx
+++ b/docs/homeworks/03_03_t_test_homework/t_test_homework.docx
@@ -1218,7 +1218,7 @@
         <w:rPr>
           <w:rStyle w:val="VerbatimChar"/>
         </w:rPr>
-        <w:t xml:space="preserve"> - attr(*, "problems")=&lt;pointer: 0xbda034050&gt; </w:t>
+        <w:t xml:space="preserve"> - attr(*, "problems")=&lt;pointer: 0xc2f1383b0&gt; </w:t>
       </w:r>
     </w:p>
     <w:p>
